--- a/PNWAVS_Preworkshop_instructions.docx
+++ b/PNWAVS_Preworkshop_instructions.docx
@@ -1,6 +1,6 @@
 
 <file path=word/document.xml><?xml version="1.0" encoding="utf-8"?>
-<w:document xmlns:wpc="http://schemas.microsoft.com/office/word/2010/wordprocessingCanvas" xmlns:cx="http://schemas.microsoft.com/office/drawing/2014/chartex" xmlns:cx1="http://schemas.microsoft.com/office/drawing/2015/9/8/chartex" xmlns:cx2="http://schemas.microsoft.com/office/drawing/2015/10/21/chartex" xmlns:cx3="http://schemas.microsoft.com/office/drawing/2016/5/9/chartex" xmlns:cx4="http://schemas.microsoft.com/office/drawing/2016/5/10/chartex" xmlns:cx5="http://schemas.microsoft.com/office/drawing/2016/5/11/chartex" xmlns:cx6="http://schemas.microsoft.com/office/drawing/2016/5/12/chartex" xmlns:cx7="http://schemas.microsoft.com/office/drawing/2016/5/13/chartex" xmlns:cx8="http://schemas.microsoft.com/office/drawing/2016/5/14/chartex" xmlns:mc="http://schemas.openxmlformats.org/markup-compatibility/2006" xmlns:aink="http://schemas.microsoft.com/office/drawing/2016/ink" xmlns:am3d="http://schemas.microsoft.com/office/drawing/2017/model3d" xmlns:o="urn:schemas-microsoft-com:office:office" xmlns:oel="http://schemas.microsoft.com/office/2019/extlst" xmlns:r="http://schemas.openxmlformats.org/officeDocument/2006/relationships" xmlns:m="http://schemas.openxmlformats.org/officeDocument/2006/math" xmlns:v="urn:schemas-microsoft-com:vml" xmlns:wp14="http://schemas.microsoft.com/office/word/2010/wordprocessingDrawing" xmlns:wp="http://schemas.openxmlformats.org/drawingml/2006/wordprocessingDrawing" xmlns:w10="urn:schemas-microsoft-com:office:word" xmlns:w="http://schemas.openxmlformats.org/wordprocessingml/2006/main" xmlns:w14="http://schemas.microsoft.com/office/word/2010/wordml" xmlns:w15="http://schemas.microsoft.com/office/word/2012/wordml" xmlns:w16cei="http://schemas.microsoft.com/office/word/2026/wordml/cei" xmlns:w16cex="http://schemas.microsoft.com/office/word/2018/wordml/cex" xmlns:w16cid="http://schemas.microsoft.com/office/word/2016/wordml/cid" xmlns:w16="http://schemas.microsoft.com/office/word/2018/wordml" xmlns:w16du="http://schemas.microsoft.com/office/word/2023/wordml/word16du" xmlns:w16sdtdh="http://schemas.microsoft.com/office/word/2020/wordml/sdtdatahash" xmlns:w16sdtfl="http://schemas.microsoft.com/office/word/2024/wordml/sdtformatlock" xmlns:w16se="http://schemas.microsoft.com/office/word/2015/wordml/symex" xmlns:wpg="http://schemas.microsoft.com/office/word/2010/wordprocessingGroup" xmlns:wpi="http://schemas.microsoft.com/office/word/2010/wordprocessingInk" xmlns:wne="http://schemas.microsoft.com/office/word/2006/wordml" xmlns:wps="http://schemas.microsoft.com/office/word/2010/wordprocessingShape" xmlns:a="http://schemas.openxmlformats.org/drawingml/2006/main" xmlns:pic="http://schemas.openxmlformats.org/drawingml/2006/picture" mc:Ignorable="w14 w15 w16se w16cid w16 w16cex w16sdtdh w16sdtfl w16du wp14">
+<w:document xmlns:wpc="http://schemas.microsoft.com/office/word/2010/wordprocessingCanvas" xmlns:cx="http://schemas.microsoft.com/office/drawing/2014/chartex" xmlns:cx1="http://schemas.microsoft.com/office/drawing/2015/9/8/chartex" xmlns:cx2="http://schemas.microsoft.com/office/drawing/2015/10/21/chartex" xmlns:cx3="http://schemas.microsoft.com/office/drawing/2016/5/9/chartex" xmlns:cx4="http://schemas.microsoft.com/office/drawing/2016/5/10/chartex" xmlns:cx5="http://schemas.microsoft.com/office/drawing/2016/5/11/chartex" xmlns:cx6="http://schemas.microsoft.com/office/drawing/2016/5/12/chartex" xmlns:cx7="http://schemas.microsoft.com/office/drawing/2016/5/13/chartex" xmlns:cx8="http://schemas.microsoft.com/office/drawing/2016/5/14/chartex" xmlns:mc="http://schemas.openxmlformats.org/markup-compatibility/2006" xmlns:aink="http://schemas.microsoft.com/office/drawing/2016/ink" xmlns:am3d="http://schemas.microsoft.com/office/drawing/2017/model3d" xmlns:o="urn:schemas-microsoft-com:office:office" xmlns:oel="http://schemas.microsoft.com/office/2019/extlst" xmlns:r="http://schemas.openxmlformats.org/officeDocument/2006/relationships" xmlns:m="http://schemas.openxmlformats.org/officeDocument/2006/math" xmlns:v="urn:schemas-microsoft-com:vml" xmlns:wp14="http://schemas.microsoft.com/office/word/2010/wordprocessingDrawing" xmlns:wp="http://schemas.openxmlformats.org/drawingml/2006/wordprocessingDrawing" xmlns:w10="urn:schemas-microsoft-com:office:word" xmlns:w="http://schemas.openxmlformats.org/wordprocessingml/2006/main" xmlns:w14="http://schemas.microsoft.com/office/word/2010/wordml" xmlns:w15="http://schemas.microsoft.com/office/word/2012/wordml" xmlns:w16cei="http://schemas.microsoft.com/office/word/2026/wordml/cei" xmlns:w16cex="http://schemas.microsoft.com/office/word/2018/wordml/cex" xmlns:w16cid="http://schemas.microsoft.com/office/word/2016/wordml/cid" xmlns:w16="http://schemas.microsoft.com/office/word/2018/wordml" xmlns:w16du="http://schemas.microsoft.com/office/word/2023/wordml/word16du" xmlns:w16sdtdh="http://schemas.microsoft.com/office/word/2020/wordml/sdtdatahash" xmlns:w16sdtfl="http://schemas.microsoft.com/office/word/2024/wordml/sdtformatlock" xmlns:w16se="http://schemas.microsoft.com/office/word/2015/wordml/symex" xmlns:wpg="http://schemas.microsoft.com/office/word/2010/wordprocessingGroup" xmlns:wpi="http://schemas.microsoft.com/office/word/2010/wordprocessingInk" xmlns:wne="http://schemas.microsoft.com/office/word/2006/wordml" xmlns:wps="http://schemas.microsoft.com/office/word/2010/wordprocessingShape" mc:Ignorable="w14 w15 w16se w16cid w16 w16cex w16sdtdh w16sdtfl w16du wp14">
   <w:body>
     <w:p/>
     <w:p>
@@ -79,10 +79,10 @@
           <w:tcPr>
             <w:tcW w:w="9406" w:type="dxa"/>
             <w:tcBorders>
-              <w:top w:val="single" w:color="CC0000" w:sz="12" w:space="0"/>
-              <w:left w:val="single" w:color="CC0000" w:sz="12" w:space="0"/>
-              <w:bottom w:val="single" w:color="CC0000" w:sz="12" w:space="0"/>
-              <w:right w:val="single" w:color="CC0000" w:sz="12" w:space="0"/>
+              <w:top w:val="single" w:sz="12" w:space="0" w:color="CC0000"/>
+              <w:left w:val="single" w:sz="12" w:space="0" w:color="CC0000"/>
+              <w:bottom w:val="single" w:sz="12" w:space="0" w:color="CC0000"/>
+              <w:right w:val="single" w:sz="12" w:space="0" w:color="CC0000"/>
             </w:tcBorders>
             <w:shd w:val="clear" w:color="auto" w:fill="FFF3F3"/>
             <w:tcMar>
@@ -162,12 +162,6 @@
                 <w:sz w:val="20"/>
               </w:rPr>
               <w:br/>
-            </w:r>
-            <w:r>
-              <w:rPr>
-                <w:color w:val="660000"/>
-                <w:sz w:val="20"/>
-              </w:rPr>
               <w:t>Arrive with SciLink installed and the web UI verified (Step 4). API keys will be provided on-site.</w:t>
             </w:r>
           </w:p>
@@ -220,7 +214,7 @@
     <w:p>
       <w:pPr>
         <w:pBdr>
-          <w:bottom w:val="single" w:color="2E75B6" w:sz="8" w:space="4"/>
+          <w:bottom w:val="single" w:sz="8" w:space="4" w:color="2E75B6"/>
         </w:pBdr>
         <w:spacing w:before="360" w:after="120"/>
         <w:rPr>
@@ -231,7 +225,7 @@
         </w:rPr>
         <w:sectPr>
           <w:headerReference w:type="first" r:id="rId8"/>
-          <w:pgSz w:w="12240" w:h="15840" w:orient="portrait"/>
+          <w:pgSz w:w="12240" w:h="15840"/>
           <w:pgMar w:top="1134" w:right="1417" w:bottom="1134" w:left="1417" w:header="720" w:footer="720" w:gutter="0"/>
           <w:cols w:space="720"/>
           <w:titlePg/>
@@ -242,7 +236,7 @@
     <w:p>
       <w:pPr>
         <w:pBdr>
-          <w:bottom w:val="single" w:color="2E75B6" w:sz="8" w:space="4"/>
+          <w:bottom w:val="single" w:sz="8" w:space="4" w:color="2E75B6"/>
         </w:pBdr>
         <w:spacing w:before="360" w:after="120"/>
       </w:pPr>
@@ -253,6 +247,7 @@
           <w:sz w:val="26"/>
           <w:highlight w:val="darkBlue"/>
         </w:rPr>
+        <w:lastRenderedPageBreak/>
         <w:t xml:space="preserve">  1  </w:t>
       </w:r>
       <w:r>
@@ -344,7 +339,7 @@
     <w:p>
       <w:pPr>
         <w:pBdr>
-          <w:bottom w:val="single" w:color="2E75B6" w:sz="8" w:space="4"/>
+          <w:bottom w:val="single" w:sz="8" w:space="4" w:color="2E75B6"/>
         </w:pBdr>
         <w:spacing w:before="360" w:after="120"/>
       </w:pPr>
@@ -378,28 +373,53 @@
         </w:rPr>
         <w:t xml:space="preserve">Download:  </w:t>
       </w:r>
+      <w:hyperlink r:id="rId9" w:history="1">
+        <w:r>
+          <w:rPr>
+            <w:rStyle w:val="Hyperlink"/>
+          </w:rPr>
+          <w:t>https://www.anaconda.com/docs/getting-started/miniconda/install</w:t>
+        </w:r>
+      </w:hyperlink>
       <w:r>
         <w:rPr>
           <w:color w:val="2E75B6"/>
           <w:u w:val="single"/>
         </w:rPr>
-        <w:t>https://docs.anaconda.com/miniconda/install/</w:t>
-      </w:r>
-    </w:p>
-    <w:p>
-      <w:r>
-        <w:rPr/>
+        <w:br/>
+      </w:r>
+      <w:r>
+        <w:t xml:space="preserve">On that page choose your operating </w:t>
+      </w:r>
+      <w:proofErr w:type="gramStart"/>
+      <w:r>
+        <w:t xml:space="preserve">system, then </w:t>
+      </w:r>
+      <w:proofErr w:type="spellStart"/>
+      <w:r>
+        <w:t>Miniconda</w:t>
+      </w:r>
+      <w:proofErr w:type="spellEnd"/>
+      <w:r>
+        <w:t xml:space="preserve"> (not Anaconda Distribution), then the Graphical Installer.</w:t>
+      </w:r>
+      <w:proofErr w:type="gramEnd"/>
+      <w:r>
+        <w:t xml:space="preserve"> Keep all installer defaults. If Anaconda is already installed on your computer, skip this step and use it as is.</w:t>
+      </w:r>
+    </w:p>
+    <w:p>
+      <w:r>
         <w:t xml:space="preserve">After installation, open a terminal (on Windows, </w:t>
       </w:r>
       <w:r>
         <w:rPr>
-          <w:b w:val="1"/>
-          <w:bCs w:val="1"/>
+          <w:b/>
+          <w:bCs/>
         </w:rPr>
         <w:t>use the Anaconda Prompt</w:t>
       </w:r>
       <w:r>
-        <w:rPr/>
         <w:t>) and create the workshop environment:</w:t>
       </w:r>
     </w:p>
@@ -432,33 +452,23 @@
       </w:r>
     </w:p>
     <w:p>
-      <w:pPr/>
-      <w:r>
-        <w:rPr/>
-        <w:t>Your prompt should now begin with (</w:t>
-      </w:r>
-      <w:r>
-        <w:rPr/>
-        <w:t>scilink</w:t>
-      </w:r>
-      <w:r>
-        <w:rPr/>
-        <w:t xml:space="preserve">). If it does not, the environment is not </w:t>
-      </w:r>
-      <w:r>
-        <w:rPr/>
+      <w:r>
+        <w:t xml:space="preserve">Your prompt should now begin with (scilink). If it does not, the environment is not </w:t>
+      </w:r>
+      <w:proofErr w:type="gramStart"/>
+      <w:r>
         <w:t>active</w:t>
       </w:r>
-      <w:r>
-        <w:rPr/>
+      <w:proofErr w:type="gramEnd"/>
+      <w:r>
         <w:t xml:space="preserve"> and the next steps will </w:t>
       </w:r>
-      <w:r>
-        <w:rPr/>
+      <w:proofErr w:type="gramStart"/>
+      <w:r>
         <w:t>install</w:t>
       </w:r>
-      <w:r>
-        <w:rPr/>
+      <w:proofErr w:type="gramEnd"/>
+      <w:r>
         <w:t xml:space="preserve"> into the wrong Python. Confirm the Python version with:</w:t>
       </w:r>
     </w:p>
@@ -478,7 +488,6 @@
       </w:r>
     </w:p>
     <w:p>
-      <w:pPr/>
       <w:r>
         <w:rPr>
           <w:color w:val="666666"/>
@@ -487,6 +496,7 @@
         </w:rPr>
         <w:t xml:space="preserve">This must </w:t>
       </w:r>
+      <w:proofErr w:type="gramStart"/>
       <w:r>
         <w:rPr>
           <w:color w:val="666666"/>
@@ -495,35 +505,20 @@
         </w:rPr>
         <w:t>print</w:t>
       </w:r>
+      <w:proofErr w:type="gramEnd"/>
       <w:r>
         <w:rPr>
           <w:color w:val="666666"/>
           <w:sz w:val="20"/>
           <w:szCs w:val="20"/>
         </w:rPr>
-        <w:t xml:space="preserve"> Python 3.12.x. Any older version means the </w:t>
-      </w:r>
-      <w:r>
-        <w:rPr>
-          <w:color w:val="666666"/>
-          <w:sz w:val="20"/>
-          <w:szCs w:val="20"/>
-        </w:rPr>
-        <w:t>scilink</w:t>
-      </w:r>
-      <w:r>
-        <w:rPr>
-          <w:color w:val="666666"/>
-          <w:sz w:val="20"/>
-          <w:szCs w:val="20"/>
-        </w:rPr>
-        <w:t xml:space="preserve"> environment is not the active one.</w:t>
+        <w:t xml:space="preserve"> Python 3.12.x. Any older version means the scilink environment is not the active one.</w:t>
       </w:r>
     </w:p>
     <w:p>
       <w:pPr>
         <w:pBdr>
-          <w:bottom w:val="single" w:color="2E75B6" w:sz="8" w:space="4"/>
+          <w:bottom w:val="single" w:sz="8" w:space="4" w:color="2E75B6"/>
         </w:pBdr>
         <w:spacing w:before="360" w:after="120"/>
       </w:pPr>
@@ -547,60 +542,13 @@
     </w:p>
     <w:p>
       <w:r>
-        <w:rPr/>
-        <w:t xml:space="preserve">With the </w:t>
-      </w:r>
-      <w:r>
-        <w:rPr/>
-        <w:t>scilink</w:t>
-      </w:r>
-      <w:r>
-        <w:rPr/>
-        <w:t xml:space="preserve"> environment activated, install </w:t>
-      </w:r>
-      <w:r>
-        <w:rPr/>
-        <w:t>SciLink</w:t>
-      </w:r>
-      <w:r>
-        <w:rPr/>
-        <w:t xml:space="preserve"> together with its browser-based interface. </w:t>
-      </w:r>
-      <w:r>
-        <w:rPr/>
-        <w:t>This single command also pulls in every dependency (</w:t>
-      </w:r>
-      <w:r>
-        <w:rPr/>
-        <w:t>PyTorch</w:t>
-      </w:r>
-      <w:r>
-        <w:rPr/>
-        <w:t xml:space="preserve">, </w:t>
-      </w:r>
-      <w:r>
-        <w:rPr/>
-        <w:t>AtomAI</w:t>
-      </w:r>
-      <w:r>
-        <w:rPr/>
-        <w:t>, and others)</w:t>
-      </w:r>
-      <w:r>
-        <w:rPr/>
+        <w:t>With the scilink environment activated, install SciLink together with its browser-based interface. This single command also pulls in every dependency (PyTorch, AtomAI, and others)</w:t>
+      </w:r>
+      <w:r>
         <w:t>.</w:t>
       </w:r>
       <w:r>
-        <w:rPr/>
-        <w:t xml:space="preserve"> If you already installed version 0.0.45 from the earlier copy of this guide, run the same command in the </w:t>
-      </w:r>
-      <w:r>
-        <w:rPr/>
-        <w:t>scilink</w:t>
-      </w:r>
-      <w:r>
-        <w:rPr/>
-        <w:t xml:space="preserve"> environment; it upgrades in place:</w:t>
+        <w:t xml:space="preserve"> If you already installed version 0.0.45 from the earlier copy of this guide, run the same command in the scilink environment; it upgrades in place:</w:t>
       </w:r>
     </w:p>
     <w:p>
@@ -612,85 +560,22 @@
       <w:r>
         <w:rPr>
           <w:rFonts w:ascii="Consolas" w:hAnsi="Consolas"/>
-          <w:b w:val="1"/>
-          <w:bCs w:val="1"/>
+          <w:b/>
+          <w:bCs/>
           <w:sz w:val="20"/>
           <w:szCs w:val="20"/>
         </w:rPr>
-        <w:t>pip install "</w:t>
-      </w:r>
-      <w:r>
-        <w:rPr>
-          <w:rFonts w:ascii="Consolas" w:hAnsi="Consolas"/>
-          <w:b w:val="1"/>
-          <w:bCs w:val="1"/>
+        <w:t>pip install "scilink[web]==0.0.76"</w:t>
+      </w:r>
+    </w:p>
+    <w:p>
+      <w:r>
+        <w:rPr>
+          <w:color w:val="666666"/>
           <w:sz w:val="20"/>
           <w:szCs w:val="20"/>
         </w:rPr>
-        <w:t>scilink</w:t>
-      </w:r>
-      <w:r>
-        <w:rPr>
-          <w:rFonts w:ascii="Consolas" w:hAnsi="Consolas"/>
-          <w:b w:val="1"/>
-          <w:bCs w:val="1"/>
-          <w:sz w:val="20"/>
-          <w:szCs w:val="20"/>
-        </w:rPr>
-        <w:t>[web]==0.0.76</w:t>
-      </w:r>
-      <w:r>
-        <w:rPr>
-          <w:rFonts w:ascii="Consolas" w:hAnsi="Consolas"/>
-          <w:b w:val="1"/>
-          <w:bCs w:val="1"/>
-          <w:sz w:val="20"/>
-          <w:szCs w:val="20"/>
-        </w:rPr>
-        <w:t>"</w:t>
-      </w:r>
-    </w:p>
-    <w:p>
-      <w:pPr/>
-      <w:r>
-        <w:rPr>
-          <w:color w:val="666666"/>
-          <w:sz w:val="20"/>
-          <w:szCs w:val="20"/>
-        </w:rPr>
-        <w:t>Keep the quotes — on macOS/</w:t>
-      </w:r>
-      <w:r>
-        <w:rPr>
-          <w:color w:val="666666"/>
-          <w:sz w:val="20"/>
-          <w:szCs w:val="20"/>
-        </w:rPr>
-        <w:t>zsh</w:t>
-      </w:r>
-      <w:r>
-        <w:rPr>
-          <w:color w:val="666666"/>
-          <w:sz w:val="20"/>
-          <w:szCs w:val="20"/>
-        </w:rPr>
-        <w:t xml:space="preserve"> the brackets are misread without them. </w:t>
-      </w:r>
-      <w:r>
-        <w:rPr>
-          <w:color w:val="666666"/>
-          <w:sz w:val="20"/>
-          <w:szCs w:val="20"/>
-        </w:rPr>
-        <w:t>Version 0.0.76 is pinned</w:t>
-      </w:r>
-      <w:r>
-        <w:rPr>
-          <w:color w:val="666666"/>
-          <w:sz w:val="20"/>
-          <w:szCs w:val="20"/>
-        </w:rPr>
-        <w:t xml:space="preserve"> so everyone arrives with the same release.</w:t>
+        <w:t>Keep the quotes — on macOS/zsh the brackets are misread without them. Version 0.0.76 is pinned so everyone arrives with the same release.</w:t>
       </w:r>
     </w:p>
     <w:p>
@@ -700,96 +585,65 @@
         <w:ind w:left="283"/>
         <w:rPr>
           <w:rFonts w:ascii="Consolas" w:hAnsi="Consolas"/>
-          <w:b w:val="1"/>
-          <w:bCs w:val="1"/>
+          <w:b/>
+          <w:bCs/>
           <w:sz w:val="20"/>
           <w:szCs w:val="20"/>
         </w:rPr>
       </w:pPr>
+      <w:proofErr w:type="gramStart"/>
       <w:r>
         <w:rPr>
           <w:rFonts w:ascii="Consolas" w:hAnsi="Consolas"/>
-          <w:b w:val="1"/>
-          <w:bCs w:val="1"/>
+          <w:b/>
+          <w:bCs/>
           <w:sz w:val="20"/>
           <w:szCs w:val="20"/>
         </w:rPr>
-        <w:t xml:space="preserve">pip </w:t>
-      </w:r>
+        <w:t>pip</w:t>
+      </w:r>
+      <w:proofErr w:type="gramEnd"/>
       <w:r>
         <w:rPr>
           <w:rFonts w:ascii="Consolas" w:hAnsi="Consolas"/>
-          <w:b w:val="1"/>
-          <w:bCs w:val="1"/>
+          <w:b/>
+          <w:bCs/>
           <w:sz w:val="20"/>
           <w:szCs w:val="20"/>
         </w:rPr>
+        <w:t xml:space="preserve"> </w:t>
+      </w:r>
+      <w:proofErr w:type="gramStart"/>
+      <w:r>
+        <w:rPr>
+          <w:rFonts w:ascii="Consolas" w:hAnsi="Consolas"/>
+          <w:b/>
+          <w:bCs/>
+          <w:sz w:val="20"/>
+          <w:szCs w:val="20"/>
+        </w:rPr>
         <w:t>install</w:t>
       </w:r>
+      <w:proofErr w:type="gramEnd"/>
       <w:r>
         <w:rPr>
           <w:rFonts w:ascii="Consolas" w:hAnsi="Consolas"/>
-          <w:b w:val="1"/>
-          <w:bCs w:val="1"/>
+          <w:b/>
+          <w:bCs/>
           <w:sz w:val="20"/>
           <w:szCs w:val="20"/>
         </w:rPr>
-        <w:t xml:space="preserve"> </w:t>
-      </w:r>
-      <w:r>
-        <w:rPr>
-          <w:rFonts w:ascii="Consolas" w:hAnsi="Consolas"/>
-          <w:b w:val="1"/>
-          <w:bCs w:val="1"/>
+        <w:t xml:space="preserve"> anthropic</w:t>
+      </w:r>
+    </w:p>
+    <w:p>
+      <w:r>
+        <w:rPr>
+          <w:rFonts w:eastAsia="Calibri" w:cs="Calibri"/>
           <w:sz w:val="20"/>
           <w:szCs w:val="20"/>
         </w:rPr>
-        <w:t>anthropic</w:t>
-      </w:r>
-    </w:p>
-    <w:p>
-      <w:pPr>
-        <w:pStyle w:val="Normal"/>
-      </w:pPr>
-      <w:r>
-        <w:rPr>
-          <w:rFonts w:ascii="Calibri" w:hAnsi="Calibri" w:eastAsia="Calibri" w:cs="Calibri"/>
-          <w:noProof w:val="0"/>
-          <w:sz w:val="20"/>
-          <w:szCs w:val="20"/>
-          <w:lang w:val="en-US"/>
-        </w:rPr>
-        <w:t xml:space="preserve">(Not needed for </w:t>
-      </w:r>
-      <w:r>
-        <w:rPr>
-          <w:rFonts w:ascii="Calibri" w:hAnsi="Calibri" w:eastAsia="Calibri" w:cs="Calibri"/>
-          <w:noProof w:val="0"/>
-          <w:sz w:val="20"/>
-          <w:szCs w:val="20"/>
-          <w:lang w:val="en-US"/>
-        </w:rPr>
-        <w:t>SciLink</w:t>
-      </w:r>
-      <w:r>
-        <w:rPr>
-          <w:rFonts w:ascii="Calibri" w:hAnsi="Calibri" w:eastAsia="Calibri" w:cs="Calibri"/>
-          <w:noProof w:val="0"/>
-          <w:sz w:val="20"/>
-          <w:szCs w:val="20"/>
-          <w:lang w:val="en-US"/>
-        </w:rPr>
-        <w:t>; only for the demo scripts we run at the workshop today</w:t>
-      </w:r>
-      <w:r>
-        <w:rPr>
-          <w:rFonts w:ascii="Calibri" w:hAnsi="Calibri" w:eastAsia="Calibri" w:cs="Calibri"/>
-          <w:noProof w:val="0"/>
-          <w:sz w:val="20"/>
-          <w:szCs w:val="20"/>
-          <w:lang w:val="en-US"/>
-        </w:rPr>
-        <w:t>)</w:t>
+        <w:t>(Not needed for SciLink; only for the demo scripts we run at the workshop today)</w:t>
       </w:r>
     </w:p>
     <w:p/>
@@ -810,10 +664,10 @@
           <w:tcPr>
             <w:tcW w:w="9406" w:type="dxa"/>
             <w:tcBorders>
-              <w:top w:val="single" w:color="2E75B6" w:sz="4" w:space="0"/>
-              <w:left w:val="single" w:color="2E75B6" w:sz="4" w:space="0"/>
-              <w:bottom w:val="single" w:color="2E75B6" w:sz="4" w:space="0"/>
-              <w:right w:val="single" w:color="2E75B6" w:sz="4" w:space="0"/>
+              <w:top w:val="single" w:sz="4" w:space="0" w:color="2E75B6"/>
+              <w:left w:val="single" w:sz="4" w:space="0" w:color="2E75B6"/>
+              <w:bottom w:val="single" w:sz="4" w:space="0" w:color="2E75B6"/>
+              <w:right w:val="single" w:sz="4" w:space="0" w:color="2E75B6"/>
             </w:tcBorders>
             <w:shd w:val="clear" w:color="auto" w:fill="E8F4FC"/>
             <w:tcMar>
@@ -829,6 +683,7 @@
               <w:rPr>
                 <w:rFonts w:ascii="Apple Color Emoji" w:hAnsi="Apple Color Emoji" w:cs="Apple Color Emoji"/>
               </w:rPr>
+              <w:lastRenderedPageBreak/>
               <w:t>💡</w:t>
             </w:r>
             <w:r>
@@ -856,7 +711,7 @@
     <w:p>
       <w:pPr>
         <w:pBdr>
-          <w:bottom w:val="single" w:color="2E75B6" w:sz="8" w:space="4"/>
+          <w:bottom w:val="single" w:sz="8" w:space="4" w:color="2E75B6"/>
         </w:pBdr>
         <w:spacing w:before="360" w:after="120"/>
       </w:pPr>
@@ -900,8 +755,8 @@
       <w:r>
         <w:rPr>
           <w:rFonts w:ascii="Consolas" w:hAnsi="Consolas"/>
-          <w:b w:val="1"/>
-          <w:bCs w:val="1"/>
+          <w:b/>
+          <w:bCs/>
           <w:sz w:val="20"/>
           <w:szCs w:val="20"/>
         </w:rPr>
@@ -910,32 +765,7 @@
     </w:p>
     <w:p>
       <w:r>
-        <w:rPr/>
-        <w:t xml:space="preserve">Your browser should open the </w:t>
-      </w:r>
-      <w:r>
-        <w:rPr/>
-        <w:t>SciLink</w:t>
-      </w:r>
-      <w:r>
-        <w:rPr/>
-        <w:t xml:space="preserve"> interface </w:t>
-      </w:r>
-      <w:r>
-        <w:rPr/>
-        <w:t>(at http://127.0.0.1:8422)</w:t>
-      </w:r>
-      <w:r>
-        <w:rPr/>
-        <w:t xml:space="preserve">; if it does not, copy the Local URL printed in the terminal into your browser. No API credentials are needed for this test — just confirm the page loads, then press </w:t>
-      </w:r>
-      <w:r>
-        <w:rPr/>
-        <w:t>Ctrl+C</w:t>
-      </w:r>
-      <w:r>
-        <w:rPr/>
-        <w:t xml:space="preserve"> in the terminal to stop it.</w:t>
+        <w:t>Your browser should open the SciLink interface (at http://127.0.0.1:8422); if it does not, copy the Local URL printed in the terminal into your browser. No API credentials are needed for this test — just confirm the page loads, then press Ctrl+C in the terminal to stop it.</w:t>
       </w:r>
     </w:p>
     <w:p>
@@ -949,6 +779,7 @@
           <w:color w:val="1A4780"/>
           <w:sz w:val="32"/>
         </w:rPr>
+        <w:lastRenderedPageBreak/>
         <w:t>Pre-Workshop Checklist</w:t>
       </w:r>
     </w:p>
@@ -1024,21 +855,11 @@
         <w:t xml:space="preserve">   </w:t>
       </w:r>
       <w:r>
-        <w:rPr/>
-        <w:t>pip install "</w:t>
-      </w:r>
-      <w:r>
-        <w:rPr/>
-        <w:t>scilink[web]==0.0.76</w:t>
-      </w:r>
-      <w:r>
-        <w:rPr/>
-        <w:t>" completed without errors</w:t>
-      </w:r>
-    </w:p>
-    <w:p>
-      <w:pPr>
-        <w:pStyle w:val="Normal"/>
+        <w:t>pip install "scilink[web]==0.0.76" completed without errors</w:t>
+      </w:r>
+    </w:p>
+    <w:p>
+      <w:pPr>
         <w:spacing w:after="120"/>
         <w:ind w:left="425" w:hanging="425"/>
       </w:pPr>
@@ -1061,11 +882,7 @@
       </w:r>
       <w:r>
         <w:rPr>
-          <w:rFonts w:ascii="Calibri" w:hAnsi="Calibri" w:eastAsia="Calibri" w:cs="Calibri"/>
-          <w:noProof w:val="0"/>
-          <w:sz w:val="22"/>
-          <w:szCs w:val="22"/>
-          <w:lang w:val="en-US"/>
+          <w:rFonts w:eastAsia="Calibri" w:cs="Calibri"/>
         </w:rPr>
         <w:t>pip install anthropic completed without errors</w:t>
       </w:r>
@@ -1093,20 +910,7 @@
         <w:t xml:space="preserve">   </w:t>
       </w:r>
       <w:r>
-        <w:rPr/>
-        <w:t>scilink-web launches</w:t>
-      </w:r>
-      <w:r>
-        <w:rPr/>
-        <w:t xml:space="preserve"> and the interface </w:t>
-      </w:r>
-      <w:r>
-        <w:rPr/>
-        <w:t>opens</w:t>
-      </w:r>
-      <w:r>
-        <w:rPr/>
-        <w:t xml:space="preserve"> in your browser</w:t>
+        <w:t>scilink-web launches and the interface opens in your browser</w:t>
       </w:r>
     </w:p>
     <w:p>
@@ -1145,7 +949,7 @@
     <w:p>
       <w:pPr>
         <w:pBdr>
-          <w:bottom w:val="single" w:color="2E75B6" w:sz="8" w:space="4"/>
+          <w:bottom w:val="single" w:sz="8" w:space="4" w:color="2E75B6"/>
         </w:pBdr>
         <w:spacing w:before="360" w:after="120"/>
       </w:pPr>
@@ -1244,39 +1048,26 @@
       </w:r>
     </w:p>
     <w:p>
-      <w:pPr/>
-      <w:r>
-        <w:rPr>
-          <w:b w:val="1"/>
-          <w:bCs w:val="1"/>
-        </w:rPr>
-        <w:t xml:space="preserve">"Could not find a version that satisfies the requirement </w:t>
-      </w:r>
-      <w:r>
-        <w:rPr>
-          <w:b w:val="1"/>
-          <w:bCs w:val="1"/>
-        </w:rPr>
-        <w:t>scilink</w:t>
-      </w:r>
-      <w:r>
-        <w:rPr>
-          <w:b w:val="1"/>
-          <w:bCs w:val="1"/>
-        </w:rPr>
-        <w:t>[web]==0.0.76 (from versions</w:t>
-      </w:r>
-      <w:r>
-        <w:rPr>
-          <w:b w:val="1"/>
-          <w:bCs w:val="1"/>
+      <w:r>
+        <w:rPr>
+          <w:b/>
+          <w:bCs/>
+        </w:rPr>
+        <w:t>"Could not find a version that satisfies the requirement scilink[web]==0.0.76 (from versions</w:t>
+      </w:r>
+      <w:proofErr w:type="gramStart"/>
+      <w:r>
+        <w:rPr>
+          <w:b/>
+          <w:bCs/>
         </w:rPr>
         <w:t>: )</w:t>
       </w:r>
-      <w:r>
-        <w:rPr>
-          <w:b w:val="1"/>
-          <w:bCs w:val="1"/>
+      <w:proofErr w:type="gramEnd"/>
+      <w:r>
+        <w:rPr>
+          <w:b/>
+          <w:bCs/>
         </w:rPr>
         <w:t>"</w:t>
       </w:r>
@@ -1286,6 +1077,7 @@
         <w:spacing w:after="160"/>
         <w:ind w:left="454"/>
       </w:pPr>
+      <w:proofErr w:type="gramStart"/>
       <w:r>
         <w:rPr>
           <w:color w:val="555555"/>
@@ -1294,130 +1086,39 @@
         </w:rPr>
         <w:t>→  pip</w:t>
       </w:r>
+      <w:proofErr w:type="gramEnd"/>
       <w:r>
         <w:rPr>
           <w:color w:val="555555"/>
           <w:sz w:val="20"/>
           <w:szCs w:val="20"/>
         </w:rPr>
-        <w:t xml:space="preserve"> is running under a Python older than 3.12, </w:t>
-      </w:r>
-      <w:r>
-        <w:rPr>
-          <w:color w:val="555555"/>
-          <w:sz w:val="20"/>
-          <w:szCs w:val="20"/>
-        </w:rPr>
-        <w:t>almost always</w:t>
-      </w:r>
-      <w:r>
-        <w:rPr>
-          <w:color w:val="555555"/>
-          <w:sz w:val="20"/>
-          <w:szCs w:val="20"/>
-        </w:rPr>
-        <w:t xml:space="preserve"> because the </w:t>
-      </w:r>
-      <w:r>
-        <w:rPr>
-          <w:color w:val="555555"/>
-          <w:sz w:val="20"/>
-          <w:szCs w:val="20"/>
-        </w:rPr>
-        <w:t>scilink</w:t>
-      </w:r>
-      <w:r>
-        <w:rPr>
-          <w:color w:val="555555"/>
-          <w:sz w:val="20"/>
-          <w:szCs w:val="20"/>
-        </w:rPr>
-        <w:t xml:space="preserve"> environment is not active (the prompt does not start with (</w:t>
-      </w:r>
-      <w:r>
-        <w:rPr>
-          <w:color w:val="555555"/>
-          <w:sz w:val="20"/>
-          <w:szCs w:val="20"/>
-        </w:rPr>
-        <w:t>scilink</w:t>
-      </w:r>
-      <w:r>
-        <w:rPr>
-          <w:color w:val="555555"/>
-          <w:sz w:val="20"/>
-          <w:szCs w:val="20"/>
-        </w:rPr>
-        <w:t xml:space="preserve">)). Run </w:t>
-      </w:r>
-      <w:r>
-        <w:rPr>
-          <w:color w:val="555555"/>
-          <w:sz w:val="20"/>
-          <w:szCs w:val="20"/>
-        </w:rPr>
-        <w:t>conda</w:t>
-      </w:r>
-      <w:r>
-        <w:rPr>
-          <w:color w:val="555555"/>
-          <w:sz w:val="20"/>
-          <w:szCs w:val="20"/>
-        </w:rPr>
-        <w:t xml:space="preserve"> activate </w:t>
-      </w:r>
-      <w:r>
-        <w:rPr>
-          <w:color w:val="555555"/>
-          <w:sz w:val="20"/>
-          <w:szCs w:val="20"/>
-        </w:rPr>
-        <w:t>scilink</w:t>
-      </w:r>
-      <w:r>
-        <w:rPr>
-          <w:color w:val="555555"/>
-          <w:sz w:val="20"/>
-          <w:szCs w:val="20"/>
-        </w:rPr>
-        <w:t>, check that python --version prints 3.12.x, then run the pip install again.</w:t>
-      </w:r>
-    </w:p>
-    <w:p>
-      <w:r>
-        <w:rPr>
-          <w:b w:val="1"/>
-          <w:bCs w:val="1"/>
+        <w:t xml:space="preserve"> is running under a Python older than 3.12, almost always because the scilink environment is not active (the prompt does not start with (scilink)). Run conda activate scilink, check that python --version prints 3.12.x, then run the pip install again.</w:t>
+      </w:r>
+    </w:p>
+    <w:p>
+      <w:r>
+        <w:rPr>
+          <w:b/>
+          <w:bCs/>
         </w:rPr>
         <w:t>"</w:t>
       </w:r>
-      <w:r>
-        <w:rPr>
-          <w:b w:val="1"/>
-          <w:bCs w:val="1"/>
+      <w:proofErr w:type="gramStart"/>
+      <w:r>
+        <w:rPr>
+          <w:b/>
+          <w:bCs/>
         </w:rPr>
         <w:t>no</w:t>
       </w:r>
-      <w:r>
-        <w:rPr>
-          <w:b w:val="1"/>
-          <w:bCs w:val="1"/>
-        </w:rPr>
-        <w:t xml:space="preserve"> matches found: </w:t>
-      </w:r>
-      <w:r>
-        <w:rPr>
-          <w:b w:val="1"/>
-          <w:bCs w:val="1"/>
-        </w:rPr>
-        <w:t>scilink[web]</w:t>
-      </w:r>
-      <w:r>
-        <w:rPr>
-          <w:b w:val="1"/>
-          <w:bCs w:val="1"/>
-        </w:rPr>
-        <w:t>"</w:t>
+      <w:proofErr w:type="gramEnd"/>
+      <w:r>
+        <w:rPr>
+          <w:b/>
+          <w:bCs/>
+        </w:rPr>
+        <w:t xml:space="preserve"> matches found: scilink[web]"</w:t>
       </w:r>
     </w:p>
     <w:p>
@@ -1425,6 +1126,7 @@
         <w:spacing w:after="160"/>
         <w:ind w:left="454"/>
       </w:pPr>
+      <w:proofErr w:type="gramStart"/>
       <w:r>
         <w:rPr>
           <w:color w:val="555555"/>
@@ -1433,29 +1135,14 @@
         </w:rPr>
         <w:t>→  Your</w:t>
       </w:r>
+      <w:proofErr w:type="gramEnd"/>
       <w:r>
         <w:rPr>
           <w:color w:val="555555"/>
           <w:sz w:val="20"/>
           <w:szCs w:val="20"/>
         </w:rPr>
-        <w:t xml:space="preserve"> shell is interpreting the brackets. Put the package name in quotes: pip install "</w:t>
-      </w:r>
-      <w:r>
-        <w:rPr>
-          <w:color w:val="555555"/>
-          <w:sz w:val="20"/>
-          <w:szCs w:val="20"/>
-        </w:rPr>
-        <w:t>scilink[web]==0.0.76</w:t>
-      </w:r>
-      <w:r>
-        <w:rPr>
-          <w:color w:val="555555"/>
-          <w:sz w:val="20"/>
-          <w:szCs w:val="20"/>
-        </w:rPr>
-        <w:t>"</w:t>
+        <w:t xml:space="preserve"> shell is interpreting the brackets. Put the package name in quotes: pip install "scilink[web]==0.0.76"</w:t>
       </w:r>
     </w:p>
     <w:p>
@@ -1491,22 +1178,24 @@
     <w:p>
       <w:r>
         <w:rPr>
-          <w:b w:val="1"/>
-          <w:bCs w:val="1"/>
+          <w:b/>
+          <w:bCs/>
         </w:rPr>
         <w:t>"</w:t>
       </w:r>
-      <w:r>
-        <w:rPr>
-          <w:b w:val="1"/>
-          <w:bCs w:val="1"/>
+      <w:proofErr w:type="gramStart"/>
+      <w:r>
+        <w:rPr>
+          <w:b/>
+          <w:bCs/>
         </w:rPr>
         <w:t>scilink</w:t>
       </w:r>
-      <w:r>
-        <w:rPr>
-          <w:b w:val="1"/>
-          <w:bCs w:val="1"/>
+      <w:proofErr w:type="gramEnd"/>
+      <w:r>
+        <w:rPr>
+          <w:b/>
+          <w:bCs/>
         </w:rPr>
         <w:t>-web" command not found after installing</w:t>
       </w:r>
@@ -1536,17 +1225,10 @@
     <w:p>
       <w:r>
         <w:rPr>
-          <w:b w:val="1"/>
-          <w:bCs w:val="1"/>
-        </w:rPr>
-        <w:t xml:space="preserve">Browser does not open when running </w:t>
-      </w:r>
-      <w:r>
-        <w:rPr>
-          <w:b w:val="1"/>
-          <w:bCs w:val="1"/>
-        </w:rPr>
-        <w:t>scilink-web</w:t>
+          <w:b/>
+          <w:bCs/>
+        </w:rPr>
+        <w:t>Browser does not open when running scilink-web</w:t>
       </w:r>
     </w:p>
     <w:p>
@@ -1554,61 +1236,32 @@
         <w:spacing w:after="160"/>
         <w:ind w:left="454"/>
       </w:pPr>
+      <w:proofErr w:type="gramStart"/>
       <w:r>
         <w:rPr>
           <w:color w:val="555555"/>
           <w:sz w:val="20"/>
           <w:szCs w:val="20"/>
         </w:rPr>
-        <w:t xml:space="preserve">→  </w:t>
-      </w:r>
+        <w:t>→  Open</w:t>
+      </w:r>
+      <w:proofErr w:type="gramEnd"/>
       <w:r>
         <w:rPr>
           <w:color w:val="555555"/>
           <w:sz w:val="20"/>
           <w:szCs w:val="20"/>
         </w:rPr>
-        <w:t xml:space="preserve">Open http://127.0.0.1:8422 in your browser. If port 8422 is busy, run </w:t>
-      </w:r>
-      <w:r>
-        <w:rPr>
-          <w:color w:val="555555"/>
-          <w:sz w:val="20"/>
-          <w:szCs w:val="20"/>
-        </w:rPr>
-        <w:t>scilink</w:t>
-      </w:r>
-      <w:r>
-        <w:rPr>
-          <w:color w:val="555555"/>
-          <w:sz w:val="20"/>
-          <w:szCs w:val="20"/>
-        </w:rPr>
-        <w:t>-web --port 8423 and open that port instead.</w:t>
-      </w:r>
-    </w:p>
-    <w:p>
-      <w:pPr/>
-      <w:r>
-        <w:rPr>
-          <w:b w:val="1"/>
-          <w:bCs w:val="1"/>
-        </w:rPr>
-        <w:t xml:space="preserve">The terminal mentions </w:t>
-      </w:r>
-      <w:r>
-        <w:rPr>
-          <w:b w:val="1"/>
-          <w:bCs w:val="1"/>
-        </w:rPr>
-        <w:t>Streamlit</w:t>
-      </w:r>
-      <w:r>
-        <w:rPr>
-          <w:b w:val="1"/>
-          <w:bCs w:val="1"/>
-        </w:rPr>
-        <w:t>, or the page that opens looks different from the one described in Step 4</w:t>
+        <w:t xml:space="preserve"> http://127.0.0.1:8422 in your browser. If port 8422 is busy, run scilink-web --port 8423 and open that port instead.</w:t>
+      </w:r>
+    </w:p>
+    <w:p>
+      <w:r>
+        <w:rPr>
+          <w:b/>
+          <w:bCs/>
+        </w:rPr>
+        <w:t>The terminal mentions Streamlit, or the page that opens looks different from the one described in Step 4</w:t>
       </w:r>
     </w:p>
     <w:p>
@@ -1616,92 +1269,31 @@
         <w:spacing w:after="160"/>
         <w:ind w:left="454"/>
       </w:pPr>
+      <w:proofErr w:type="gramStart"/>
       <w:r>
         <w:rPr>
           <w:color w:val="555555"/>
           <w:sz w:val="20"/>
           <w:szCs w:val="20"/>
         </w:rPr>
+        <w:lastRenderedPageBreak/>
         <w:t>→  You</w:t>
       </w:r>
+      <w:proofErr w:type="gramEnd"/>
       <w:r>
         <w:rPr>
           <w:color w:val="555555"/>
           <w:sz w:val="20"/>
           <w:szCs w:val="20"/>
         </w:rPr>
-        <w:t xml:space="preserve"> ran </w:t>
-      </w:r>
-      <w:r>
-        <w:rPr>
-          <w:color w:val="555555"/>
-          <w:sz w:val="20"/>
-          <w:szCs w:val="20"/>
-        </w:rPr>
-        <w:t>scilink</w:t>
-      </w:r>
-      <w:r>
-        <w:rPr>
-          <w:color w:val="555555"/>
-          <w:sz w:val="20"/>
-          <w:szCs w:val="20"/>
-        </w:rPr>
-        <w:t xml:space="preserve"> </w:t>
-      </w:r>
-      <w:r>
-        <w:rPr>
-          <w:color w:val="555555"/>
-          <w:sz w:val="20"/>
-          <w:szCs w:val="20"/>
-        </w:rPr>
-        <w:t>ui</w:t>
-      </w:r>
-      <w:r>
-        <w:rPr>
-          <w:color w:val="555555"/>
-          <w:sz w:val="20"/>
-          <w:szCs w:val="20"/>
-        </w:rPr>
-        <w:t xml:space="preserve"> (with a space), which starts an older interface that will not be used at the workshop. Stop it with </w:t>
-      </w:r>
-      <w:r>
-        <w:rPr>
-          <w:color w:val="555555"/>
-          <w:sz w:val="20"/>
-          <w:szCs w:val="20"/>
-        </w:rPr>
-        <w:t>Ctrl+C</w:t>
-      </w:r>
-      <w:r>
-        <w:rPr>
-          <w:color w:val="555555"/>
-          <w:sz w:val="20"/>
-          <w:szCs w:val="20"/>
-        </w:rPr>
-        <w:t xml:space="preserve"> and run </w:t>
-      </w:r>
-      <w:r>
-        <w:rPr>
-          <w:color w:val="555555"/>
-          <w:sz w:val="20"/>
-          <w:szCs w:val="20"/>
-        </w:rPr>
-        <w:t>scilink</w:t>
-      </w:r>
-      <w:r>
-        <w:rPr>
-          <w:color w:val="555555"/>
-          <w:sz w:val="20"/>
-          <w:szCs w:val="20"/>
-        </w:rPr>
-        <w:t>-web (with a hyphen).</w:t>
+        <w:t xml:space="preserve"> ran scilink ui (with a space), which starts an older interface that will not be used at the workshop. Stop it with Ctrl+C and run scilink-web (with a hyphen).</w:t>
       </w:r>
     </w:p>
     <w:p/>
     <w:p>
       <w:pPr>
         <w:pBdr>
-          <w:top w:val="single" w:color="CCCCCC" w:sz="4" w:space="4"/>
+          <w:top w:val="single" w:sz="4" w:space="4" w:color="CCCCCC"/>
         </w:pBdr>
       </w:pPr>
     </w:p>
@@ -1751,7 +1343,7 @@
       </w:r>
     </w:p>
     <w:sectPr>
-      <w:pgSz w:w="12240" w:h="15840" w:orient="portrait"/>
+      <w:pgSz w:w="12240" w:h="15840"/>
       <w:pgMar w:top="1134" w:right="1417" w:bottom="1134" w:left="1417" w:header="720" w:footer="720" w:gutter="0"/>
       <w:cols w:space="720"/>
       <w:docGrid w:linePitch="360"/>
@@ -1873,7 +1465,7 @@
         <w:ind w:left="360" w:hanging="360"/>
       </w:pPr>
       <w:rPr>
-        <w:rFonts w:hint="default" w:ascii="Symbol" w:hAnsi="Symbol"/>
+        <w:rFonts w:ascii="Symbol" w:hAnsi="Symbol" w:hint="default"/>
       </w:rPr>
     </w:lvl>
   </w:abstractNum>
@@ -1883,16 +1475,12 @@
 </w:numbering>
 </file>
 
-<file path=word/people.xml><?xml version="1.0" encoding="utf-8"?>
-<w15:people xmlns:mc="http://schemas.openxmlformats.org/markup-compatibility/2006" xmlns:w15="http://schemas.microsoft.com/office/word/2012/wordml" mc:Ignorable="w15"/>
-</file>
-
 <file path=word/styles.xml><?xml version="1.0" encoding="utf-8"?>
-<w:styles xmlns:wp14="http://schemas.microsoft.com/office/word/2010/wordprocessingDrawing" xmlns:mc="http://schemas.openxmlformats.org/markup-compatibility/2006" xmlns:r="http://schemas.openxmlformats.org/officeDocument/2006/relationships" xmlns:w="http://schemas.openxmlformats.org/wordprocessingml/2006/main" xmlns:w14="http://schemas.microsoft.com/office/word/2010/wordml" xmlns:w15="http://schemas.microsoft.com/office/word/2012/wordml" xmlns:w16cex="http://schemas.microsoft.com/office/word/2018/wordml/cex" xmlns:w16cid="http://schemas.microsoft.com/office/word/2016/wordml/cid" xmlns:w16="http://schemas.microsoft.com/office/word/2018/wordml" xmlns:w16du="http://schemas.microsoft.com/office/word/2023/wordml/word16du" xmlns:w16sdtdh="http://schemas.microsoft.com/office/word/2020/wordml/sdtdatahash" xmlns:w16sdtfl="http://schemas.microsoft.com/office/word/2024/wordml/sdtformatlock" xmlns:w16se="http://schemas.microsoft.com/office/word/2015/wordml/symex" mc:Ignorable="w14 w15 w16se w16cid w16 w16cex w16sdtdh w16sdtfl w16du wp14">
+<w:styles xmlns:mc="http://schemas.openxmlformats.org/markup-compatibility/2006" xmlns:r="http://schemas.openxmlformats.org/officeDocument/2006/relationships" xmlns:w="http://schemas.openxmlformats.org/wordprocessingml/2006/main" xmlns:w14="http://schemas.microsoft.com/office/word/2010/wordml" xmlns:w15="http://schemas.microsoft.com/office/word/2012/wordml" xmlns:w16cex="http://schemas.microsoft.com/office/word/2018/wordml/cex" xmlns:w16cid="http://schemas.microsoft.com/office/word/2016/wordml/cid" xmlns:w16="http://schemas.microsoft.com/office/word/2018/wordml" xmlns:w16du="http://schemas.microsoft.com/office/word/2023/wordml/word16du" xmlns:w16sdtdh="http://schemas.microsoft.com/office/word/2020/wordml/sdtdatahash" xmlns:w16sdtfl="http://schemas.microsoft.com/office/word/2024/wordml/sdtformatlock" xmlns:w16se="http://schemas.microsoft.com/office/word/2015/wordml/symex" mc:Ignorable="w14 w15 w16se w16cid w16 w16cex w16sdtdh w16sdtfl w16du">
   <w:docDefaults>
     <w:rPrDefault>
       <w:rPr>
-        <w:rFonts w:asciiTheme="minorHAnsi" w:hAnsiTheme="minorHAnsi" w:eastAsiaTheme="minorHAnsi" w:cstheme="minorBidi"/>
+        <w:rFonts w:asciiTheme="minorHAnsi" w:eastAsiaTheme="minorHAnsi" w:hAnsiTheme="minorHAnsi" w:cstheme="minorBidi"/>
         <w:kern w:val="2"/>
         <w:sz w:val="24"/>
         <w:szCs w:val="24"/>
@@ -1909,14 +1497,14 @@
   <w:latentStyles w:defLockedState="0" w:defUIPriority="99" w:defSemiHidden="0" w:defUnhideWhenUsed="0" w:defQFormat="0" w:count="376">
     <w:lsdException w:name="Normal" w:uiPriority="0" w:qFormat="1"/>
     <w:lsdException w:name="heading 1" w:uiPriority="9" w:qFormat="1"/>
-    <w:lsdException w:name="heading 2" w:uiPriority="9" w:semiHidden="1" w:unhideWhenUsed="1" w:qFormat="1"/>
-    <w:lsdException w:name="heading 3" w:uiPriority="9" w:semiHidden="1" w:unhideWhenUsed="1" w:qFormat="1"/>
-    <w:lsdException w:name="heading 4" w:uiPriority="9" w:semiHidden="1" w:unhideWhenUsed="1" w:qFormat="1"/>
-    <w:lsdException w:name="heading 5" w:uiPriority="9" w:semiHidden="1" w:unhideWhenUsed="1" w:qFormat="1"/>
-    <w:lsdException w:name="heading 6" w:uiPriority="9" w:semiHidden="1" w:unhideWhenUsed="1" w:qFormat="1"/>
-    <w:lsdException w:name="heading 7" w:uiPriority="9" w:semiHidden="1" w:unhideWhenUsed="1" w:qFormat="1"/>
-    <w:lsdException w:name="heading 8" w:uiPriority="9" w:semiHidden="1" w:unhideWhenUsed="1" w:qFormat="1"/>
-    <w:lsdException w:name="heading 9" w:uiPriority="9" w:semiHidden="1" w:unhideWhenUsed="1" w:qFormat="1"/>
+    <w:lsdException w:name="heading 2" w:semiHidden="1" w:uiPriority="9" w:unhideWhenUsed="1" w:qFormat="1"/>
+    <w:lsdException w:name="heading 3" w:semiHidden="1" w:uiPriority="9" w:unhideWhenUsed="1" w:qFormat="1"/>
+    <w:lsdException w:name="heading 4" w:semiHidden="1" w:uiPriority="9" w:unhideWhenUsed="1" w:qFormat="1"/>
+    <w:lsdException w:name="heading 5" w:semiHidden="1" w:uiPriority="9" w:unhideWhenUsed="1" w:qFormat="1"/>
+    <w:lsdException w:name="heading 6" w:semiHidden="1" w:uiPriority="9" w:unhideWhenUsed="1" w:qFormat="1"/>
+    <w:lsdException w:name="heading 7" w:semiHidden="1" w:uiPriority="9" w:unhideWhenUsed="1" w:qFormat="1"/>
+    <w:lsdException w:name="heading 8" w:semiHidden="1" w:uiPriority="9" w:unhideWhenUsed="1" w:qFormat="1"/>
+    <w:lsdException w:name="heading 9" w:semiHidden="1" w:uiPriority="9" w:unhideWhenUsed="1" w:qFormat="1"/>
     <w:lsdException w:name="index 1" w:semiHidden="1" w:unhideWhenUsed="1"/>
     <w:lsdException w:name="index 2" w:semiHidden="1" w:unhideWhenUsed="1"/>
     <w:lsdException w:name="index 3" w:semiHidden="1" w:unhideWhenUsed="1"/>
@@ -1926,22 +1514,22 @@
     <w:lsdException w:name="index 7" w:semiHidden="1" w:unhideWhenUsed="1"/>
     <w:lsdException w:name="index 8" w:semiHidden="1" w:unhideWhenUsed="1"/>
     <w:lsdException w:name="index 9" w:semiHidden="1" w:unhideWhenUsed="1"/>
-    <w:lsdException w:name="toc 1" w:uiPriority="39" w:semiHidden="1" w:unhideWhenUsed="1"/>
-    <w:lsdException w:name="toc 2" w:uiPriority="39" w:semiHidden="1" w:unhideWhenUsed="1"/>
-    <w:lsdException w:name="toc 3" w:uiPriority="39" w:semiHidden="1" w:unhideWhenUsed="1"/>
-    <w:lsdException w:name="toc 4" w:uiPriority="39" w:semiHidden="1" w:unhideWhenUsed="1"/>
-    <w:lsdException w:name="toc 5" w:uiPriority="39" w:semiHidden="1" w:unhideWhenUsed="1"/>
-    <w:lsdException w:name="toc 6" w:uiPriority="39" w:semiHidden="1" w:unhideWhenUsed="1"/>
-    <w:lsdException w:name="toc 7" w:uiPriority="39" w:semiHidden="1" w:unhideWhenUsed="1"/>
-    <w:lsdException w:name="toc 8" w:uiPriority="39" w:semiHidden="1" w:unhideWhenUsed="1"/>
-    <w:lsdException w:name="toc 9" w:uiPriority="39" w:semiHidden="1" w:unhideWhenUsed="1"/>
+    <w:lsdException w:name="toc 1" w:semiHidden="1" w:uiPriority="39" w:unhideWhenUsed="1"/>
+    <w:lsdException w:name="toc 2" w:semiHidden="1" w:uiPriority="39" w:unhideWhenUsed="1"/>
+    <w:lsdException w:name="toc 3" w:semiHidden="1" w:uiPriority="39" w:unhideWhenUsed="1"/>
+    <w:lsdException w:name="toc 4" w:semiHidden="1" w:uiPriority="39" w:unhideWhenUsed="1"/>
+    <w:lsdException w:name="toc 5" w:semiHidden="1" w:uiPriority="39" w:unhideWhenUsed="1"/>
+    <w:lsdException w:name="toc 6" w:semiHidden="1" w:uiPriority="39" w:unhideWhenUsed="1"/>
+    <w:lsdException w:name="toc 7" w:semiHidden="1" w:uiPriority="39" w:unhideWhenUsed="1"/>
+    <w:lsdException w:name="toc 8" w:semiHidden="1" w:uiPriority="39" w:unhideWhenUsed="1"/>
+    <w:lsdException w:name="toc 9" w:semiHidden="1" w:uiPriority="39" w:unhideWhenUsed="1"/>
     <w:lsdException w:name="Normal Indent" w:semiHidden="1" w:unhideWhenUsed="1"/>
     <w:lsdException w:name="footnote text" w:semiHidden="1" w:unhideWhenUsed="1"/>
     <w:lsdException w:name="annotation text" w:semiHidden="1" w:unhideWhenUsed="1"/>
     <w:lsdException w:name="header" w:semiHidden="1" w:unhideWhenUsed="1"/>
     <w:lsdException w:name="footer" w:semiHidden="1" w:unhideWhenUsed="1"/>
     <w:lsdException w:name="index heading" w:semiHidden="1" w:unhideWhenUsed="1"/>
-    <w:lsdException w:name="caption" w:uiPriority="35" w:semiHidden="1" w:unhideWhenUsed="1" w:qFormat="1"/>
+    <w:lsdException w:name="caption" w:semiHidden="1" w:uiPriority="35" w:unhideWhenUsed="1" w:qFormat="1"/>
     <w:lsdException w:name="table of figures" w:semiHidden="1" w:unhideWhenUsed="1"/>
     <w:lsdException w:name="envelope address" w:semiHidden="1" w:unhideWhenUsed="1"/>
     <w:lsdException w:name="envelope return" w:semiHidden="1" w:unhideWhenUsed="1"/>
@@ -1972,7 +1560,7 @@
     <w:lsdException w:name="Title" w:uiPriority="10" w:qFormat="1"/>
     <w:lsdException w:name="Closing" w:semiHidden="1" w:unhideWhenUsed="1"/>
     <w:lsdException w:name="Signature" w:semiHidden="1" w:unhideWhenUsed="1"/>
-    <w:lsdException w:name="Default Paragraph Font" w:uiPriority="1" w:semiHidden="1" w:unhideWhenUsed="1"/>
+    <w:lsdException w:name="Default Paragraph Font" w:semiHidden="1" w:uiPriority="1" w:unhideWhenUsed="1"/>
     <w:lsdException w:name="Body Text" w:semiHidden="1" w:unhideWhenUsed="1"/>
     <w:lsdException w:name="Body Text Indent" w:semiHidden="1" w:unhideWhenUsed="1"/>
     <w:lsdException w:name="List Continue" w:semiHidden="1" w:unhideWhenUsed="1"/>
@@ -2172,8 +1760,8 @@
     <w:lsdException w:name="Subtle Reference" w:uiPriority="31" w:qFormat="1"/>
     <w:lsdException w:name="Intense Reference" w:uiPriority="32" w:qFormat="1"/>
     <w:lsdException w:name="Book Title" w:uiPriority="33" w:qFormat="1"/>
-    <w:lsdException w:name="Bibliography" w:uiPriority="37" w:semiHidden="1" w:unhideWhenUsed="1"/>
-    <w:lsdException w:name="TOC Heading" w:uiPriority="39" w:semiHidden="1" w:unhideWhenUsed="1" w:qFormat="1"/>
+    <w:lsdException w:name="Bibliography" w:semiHidden="1" w:uiPriority="37" w:unhideWhenUsed="1"/>
+    <w:lsdException w:name="TOC Heading" w:semiHidden="1" w:uiPriority="39" w:unhideWhenUsed="1" w:qFormat="1"/>
     <w:lsdException w:name="Plain Table 1" w:uiPriority="41"/>
     <w:lsdException w:name="Plain Table 2" w:uiPriority="42"/>
     <w:lsdException w:name="Plain Table 3" w:uiPriority="43"/>
@@ -2284,7 +1872,7 @@
     <w:lsdException w:name="Unresolved Mention" w:semiHidden="1" w:unhideWhenUsed="1"/>
     <w:lsdException w:name="Smart Link" w:semiHidden="1" w:unhideWhenUsed="1"/>
   </w:latentStyles>
-  <w:style w:type="paragraph" w:styleId="Normal" w:default="1">
+  <w:style w:type="paragraph" w:default="1" w:styleId="Normal">
     <w:name w:val="Normal"/>
     <w:qFormat/>
     <w:rsid w:val="00CB692A"/>
@@ -2292,7 +1880,7 @@
       <w:spacing w:after="80" w:line="276" w:lineRule="auto"/>
     </w:pPr>
     <w:rPr>
-      <w:rFonts w:ascii="Calibri" w:hAnsi="Calibri" w:eastAsiaTheme="minorEastAsia"/>
+      <w:rFonts w:ascii="Calibri" w:eastAsiaTheme="minorEastAsia" w:hAnsi="Calibri"/>
       <w:kern w:val="0"/>
       <w:sz w:val="22"/>
       <w:szCs w:val="22"/>
@@ -2314,7 +1902,7 @@
       <w:outlineLvl w:val="0"/>
     </w:pPr>
     <w:rPr>
-      <w:rFonts w:asciiTheme="majorHAnsi" w:hAnsiTheme="majorHAnsi" w:eastAsiaTheme="majorEastAsia" w:cstheme="majorBidi"/>
+      <w:rFonts w:asciiTheme="majorHAnsi" w:eastAsiaTheme="majorEastAsia" w:hAnsiTheme="majorHAnsi" w:cstheme="majorBidi"/>
       <w:color w:val="0F4761" w:themeColor="accent1" w:themeShade="BF"/>
       <w:sz w:val="40"/>
       <w:szCs w:val="40"/>
@@ -2337,7 +1925,7 @@
       <w:outlineLvl w:val="1"/>
     </w:pPr>
     <w:rPr>
-      <w:rFonts w:asciiTheme="majorHAnsi" w:hAnsiTheme="majorHAnsi" w:eastAsiaTheme="majorEastAsia" w:cstheme="majorBidi"/>
+      <w:rFonts w:asciiTheme="majorHAnsi" w:eastAsiaTheme="majorEastAsia" w:hAnsiTheme="majorHAnsi" w:cstheme="majorBidi"/>
       <w:color w:val="0F4761" w:themeColor="accent1" w:themeShade="BF"/>
       <w:sz w:val="32"/>
       <w:szCs w:val="32"/>
@@ -2498,13 +2086,12 @@
       <w:color w:val="272727" w:themeColor="text1" w:themeTint="D8"/>
     </w:rPr>
   </w:style>
-  <w:style w:type="character" w:styleId="DefaultParagraphFont" w:default="1">
+  <w:style w:type="character" w:default="1" w:styleId="DefaultParagraphFont">
     <w:name w:val="Default Paragraph Font"/>
     <w:uiPriority w:val="1"/>
-    <w:semiHidden/>
     <w:unhideWhenUsed/>
   </w:style>
-  <w:style w:type="table" w:styleId="TableNormal" w:default="1">
+  <w:style w:type="table" w:default="1" w:styleId="TableNormal">
     <w:name w:val="Normal Table"/>
     <w:uiPriority w:val="99"/>
     <w:semiHidden/>
@@ -2519,26 +2106,26 @@
       </w:tblCellMar>
     </w:tblPr>
   </w:style>
-  <w:style w:type="numbering" w:styleId="NoList" w:default="1">
+  <w:style w:type="numbering" w:default="1" w:styleId="NoList">
     <w:name w:val="No List"/>
     <w:uiPriority w:val="99"/>
     <w:semiHidden/>
     <w:unhideWhenUsed/>
   </w:style>
-  <w:style w:type="character" w:styleId="Heading1Char" w:customStyle="1">
+  <w:style w:type="character" w:customStyle="1" w:styleId="Heading1Char">
     <w:name w:val="Heading 1 Char"/>
     <w:basedOn w:val="DefaultParagraphFont"/>
     <w:link w:val="Heading1"/>
     <w:uiPriority w:val="9"/>
     <w:rsid w:val="00CB692A"/>
     <w:rPr>
-      <w:rFonts w:asciiTheme="majorHAnsi" w:hAnsiTheme="majorHAnsi" w:eastAsiaTheme="majorEastAsia" w:cstheme="majorBidi"/>
+      <w:rFonts w:asciiTheme="majorHAnsi" w:eastAsiaTheme="majorEastAsia" w:hAnsiTheme="majorHAnsi" w:cstheme="majorBidi"/>
       <w:color w:val="0F4761" w:themeColor="accent1" w:themeShade="BF"/>
       <w:sz w:val="40"/>
       <w:szCs w:val="40"/>
     </w:rPr>
   </w:style>
-  <w:style w:type="character" w:styleId="Heading2Char" w:customStyle="1">
+  <w:style w:type="character" w:customStyle="1" w:styleId="Heading2Char">
     <w:name w:val="Heading 2 Char"/>
     <w:basedOn w:val="DefaultParagraphFont"/>
     <w:link w:val="Heading2"/>
@@ -2546,13 +2133,13 @@
     <w:semiHidden/>
     <w:rsid w:val="00CB692A"/>
     <w:rPr>
-      <w:rFonts w:asciiTheme="majorHAnsi" w:hAnsiTheme="majorHAnsi" w:eastAsiaTheme="majorEastAsia" w:cstheme="majorBidi"/>
+      <w:rFonts w:asciiTheme="majorHAnsi" w:eastAsiaTheme="majorEastAsia" w:hAnsiTheme="majorHAnsi" w:cstheme="majorBidi"/>
       <w:color w:val="0F4761" w:themeColor="accent1" w:themeShade="BF"/>
       <w:sz w:val="32"/>
       <w:szCs w:val="32"/>
     </w:rPr>
   </w:style>
-  <w:style w:type="character" w:styleId="Heading3Char" w:customStyle="1">
+  <w:style w:type="character" w:customStyle="1" w:styleId="Heading3Char">
     <w:name w:val="Heading 3 Char"/>
     <w:basedOn w:val="DefaultParagraphFont"/>
     <w:link w:val="Heading3"/>
@@ -2566,7 +2153,7 @@
       <w:szCs w:val="28"/>
     </w:rPr>
   </w:style>
-  <w:style w:type="character" w:styleId="Heading4Char" w:customStyle="1">
+  <w:style w:type="character" w:customStyle="1" w:styleId="Heading4Char">
     <w:name w:val="Heading 4 Char"/>
     <w:basedOn w:val="DefaultParagraphFont"/>
     <w:link w:val="Heading4"/>
@@ -2580,7 +2167,7 @@
       <w:color w:val="0F4761" w:themeColor="accent1" w:themeShade="BF"/>
     </w:rPr>
   </w:style>
-  <w:style w:type="character" w:styleId="Heading5Char" w:customStyle="1">
+  <w:style w:type="character" w:customStyle="1" w:styleId="Heading5Char">
     <w:name w:val="Heading 5 Char"/>
     <w:basedOn w:val="DefaultParagraphFont"/>
     <w:link w:val="Heading5"/>
@@ -2592,7 +2179,7 @@
       <w:color w:val="0F4761" w:themeColor="accent1" w:themeShade="BF"/>
     </w:rPr>
   </w:style>
-  <w:style w:type="character" w:styleId="Heading6Char" w:customStyle="1">
+  <w:style w:type="character" w:customStyle="1" w:styleId="Heading6Char">
     <w:name w:val="Heading 6 Char"/>
     <w:basedOn w:val="DefaultParagraphFont"/>
     <w:link w:val="Heading6"/>
@@ -2606,7 +2193,7 @@
       <w:color w:val="595959" w:themeColor="text1" w:themeTint="A6"/>
     </w:rPr>
   </w:style>
-  <w:style w:type="character" w:styleId="Heading7Char" w:customStyle="1">
+  <w:style w:type="character" w:customStyle="1" w:styleId="Heading7Char">
     <w:name w:val="Heading 7 Char"/>
     <w:basedOn w:val="DefaultParagraphFont"/>
     <w:link w:val="Heading7"/>
@@ -2618,7 +2205,7 @@
       <w:color w:val="595959" w:themeColor="text1" w:themeTint="A6"/>
     </w:rPr>
   </w:style>
-  <w:style w:type="character" w:styleId="Heading8Char" w:customStyle="1">
+  <w:style w:type="character" w:customStyle="1" w:styleId="Heading8Char">
     <w:name w:val="Heading 8 Char"/>
     <w:basedOn w:val="DefaultParagraphFont"/>
     <w:link w:val="Heading8"/>
@@ -2632,7 +2219,7 @@
       <w:color w:val="272727" w:themeColor="text1" w:themeTint="D8"/>
     </w:rPr>
   </w:style>
-  <w:style w:type="character" w:styleId="Heading9Char" w:customStyle="1">
+  <w:style w:type="character" w:customStyle="1" w:styleId="Heading9Char">
     <w:name w:val="Heading 9 Char"/>
     <w:basedOn w:val="DefaultParagraphFont"/>
     <w:link w:val="Heading9"/>
@@ -2657,21 +2244,21 @@
       <w:contextualSpacing/>
     </w:pPr>
     <w:rPr>
-      <w:rFonts w:asciiTheme="majorHAnsi" w:hAnsiTheme="majorHAnsi" w:eastAsiaTheme="majorEastAsia" w:cstheme="majorBidi"/>
+      <w:rFonts w:asciiTheme="majorHAnsi" w:eastAsiaTheme="majorEastAsia" w:hAnsiTheme="majorHAnsi" w:cstheme="majorBidi"/>
       <w:spacing w:val="-10"/>
       <w:kern w:val="28"/>
       <w:sz w:val="56"/>
       <w:szCs w:val="56"/>
     </w:rPr>
   </w:style>
-  <w:style w:type="character" w:styleId="TitleChar" w:customStyle="1">
+  <w:style w:type="character" w:customStyle="1" w:styleId="TitleChar">
     <w:name w:val="Title Char"/>
     <w:basedOn w:val="DefaultParagraphFont"/>
     <w:link w:val="Title"/>
     <w:uiPriority w:val="10"/>
     <w:rsid w:val="00CB692A"/>
     <w:rPr>
-      <w:rFonts w:asciiTheme="majorHAnsi" w:hAnsiTheme="majorHAnsi" w:eastAsiaTheme="majorEastAsia" w:cstheme="majorBidi"/>
+      <w:rFonts w:asciiTheme="majorHAnsi" w:eastAsiaTheme="majorEastAsia" w:hAnsiTheme="majorHAnsi" w:cstheme="majorBidi"/>
       <w:spacing w:val="-10"/>
       <w:kern w:val="28"/>
       <w:sz w:val="56"/>
@@ -2699,7 +2286,7 @@
       <w:szCs w:val="28"/>
     </w:rPr>
   </w:style>
-  <w:style w:type="character" w:styleId="SubtitleChar" w:customStyle="1">
+  <w:style w:type="character" w:customStyle="1" w:styleId="SubtitleChar">
     <w:name w:val="Subtitle Char"/>
     <w:basedOn w:val="DefaultParagraphFont"/>
     <w:link w:val="Subtitle"/>
@@ -2731,7 +2318,7 @@
       <w:color w:val="404040" w:themeColor="text1" w:themeTint="BF"/>
     </w:rPr>
   </w:style>
-  <w:style w:type="character" w:styleId="QuoteChar" w:customStyle="1">
+  <w:style w:type="character" w:customStyle="1" w:styleId="QuoteChar">
     <w:name w:val="Quote Char"/>
     <w:basedOn w:val="DefaultParagraphFont"/>
     <w:link w:val="Quote"/>
@@ -2776,8 +2363,8 @@
     <w:rsid w:val="00CB692A"/>
     <w:pPr>
       <w:pBdr>
-        <w:top w:val="single" w:color="0F4761" w:themeColor="accent1" w:themeShade="BF" w:sz="4" w:space="10"/>
-        <w:bottom w:val="single" w:color="0F4761" w:themeColor="accent1" w:themeShade="BF" w:sz="4" w:space="10"/>
+        <w:top w:val="single" w:sz="4" w:space="10" w:color="0F4761" w:themeColor="accent1" w:themeShade="BF"/>
+        <w:bottom w:val="single" w:sz="4" w:space="10" w:color="0F4761" w:themeColor="accent1" w:themeShade="BF"/>
       </w:pBdr>
       <w:spacing w:before="360" w:after="360"/>
       <w:ind w:left="864" w:right="864"/>
@@ -2789,7 +2376,7 @@
       <w:color w:val="0F4761" w:themeColor="accent1" w:themeShade="BF"/>
     </w:rPr>
   </w:style>
-  <w:style w:type="character" w:styleId="IntenseQuoteChar" w:customStyle="1">
+  <w:style w:type="character" w:customStyle="1" w:styleId="IntenseQuoteChar">
     <w:name w:val="Intense Quote Char"/>
     <w:basedOn w:val="DefaultParagraphFont"/>
     <w:link w:val="IntenseQuote"/>
@@ -2847,14 +2434,14 @@
       <w:spacing w:after="0" w:line="240" w:lineRule="auto"/>
     </w:pPr>
   </w:style>
-  <w:style w:type="character" w:styleId="HeaderChar" w:customStyle="1">
+  <w:style w:type="character" w:customStyle="1" w:styleId="HeaderChar">
     <w:name w:val="Header Char"/>
     <w:basedOn w:val="DefaultParagraphFont"/>
     <w:link w:val="Header"/>
     <w:uiPriority w:val="99"/>
     <w:rsid w:val="00CB692A"/>
     <w:rPr>
-      <w:rFonts w:ascii="Calibri" w:hAnsi="Calibri" w:eastAsiaTheme="minorEastAsia"/>
+      <w:rFonts w:ascii="Calibri" w:eastAsiaTheme="minorEastAsia" w:hAnsi="Calibri"/>
       <w:kern w:val="0"/>
       <w:sz w:val="22"/>
       <w:szCs w:val="22"/>
@@ -2876,14 +2463,14 @@
       <w:spacing w:after="0" w:line="240" w:lineRule="auto"/>
     </w:pPr>
   </w:style>
-  <w:style w:type="character" w:styleId="FooterChar" w:customStyle="1">
+  <w:style w:type="character" w:customStyle="1" w:styleId="FooterChar">
     <w:name w:val="Footer Char"/>
     <w:basedOn w:val="DefaultParagraphFont"/>
     <w:link w:val="Footer"/>
     <w:uiPriority w:val="99"/>
     <w:rsid w:val="00CB692A"/>
     <w:rPr>
-      <w:rFonts w:ascii="Calibri" w:hAnsi="Calibri" w:eastAsiaTheme="minorEastAsia"/>
+      <w:rFonts w:ascii="Calibri" w:eastAsiaTheme="minorEastAsia" w:hAnsi="Calibri"/>
       <w:kern w:val="0"/>
       <w:sz w:val="22"/>
       <w:szCs w:val="22"/>
@@ -2935,7 +2522,7 @@
       <w:spacing w:after="0" w:line="240" w:lineRule="auto"/>
     </w:pPr>
     <w:rPr>
-      <w:rFonts w:ascii="Calibri" w:hAnsi="Calibri" w:eastAsiaTheme="minorEastAsia"/>
+      <w:rFonts w:ascii="Calibri" w:eastAsiaTheme="minorEastAsia" w:hAnsi="Calibri"/>
       <w:kern w:val="0"/>
       <w:sz w:val="22"/>
       <w:szCs w:val="22"/>
@@ -2946,7 +2533,7 @@
 </file>
 
 <file path=word/theme/theme1.xml><?xml version="1.0" encoding="utf-8"?>
-<a:theme xmlns:a="http://schemas.openxmlformats.org/drawingml/2006/main" xmlns:thm15="http://schemas.microsoft.com/office/thememl/2012/main" name="Office Theme">
+<a:theme xmlns:a="http://schemas.openxmlformats.org/drawingml/2006/main" name="Office Theme">
   <a:themeElements>
     <a:clrScheme name="Office">
       <a:dk1>
